--- a/06-学生侧材料/讲义/学生专用版/2-结构化学/原子结构补充-超级充实版（学生专用版）.docx
+++ b/06-学生侧材料/讲义/学生专用版/2-结构化学/原子结构补充-超级充实版（学生专用版）.docx
@@ -2,7 +2,7 @@
 <file path=word/document.xml><?xml version="1.0" encoding="utf-8"?>
 <w:document xmlns:w="http://schemas.openxmlformats.org/wordprocessingml/2006/main" xmlns:m="http://schemas.openxmlformats.org/officeDocument/2006/math" xmlns:r="http://schemas.openxmlformats.org/officeDocument/2006/relationships" xmlns:o="urn:schemas-microsoft-com:office:office" xmlns:v="urn:schemas-microsoft-com:vml" xmlns:w10="urn:schemas-microsoft-com:office:word" xmlns:a="http://schemas.openxmlformats.org/drawingml/2006/main" xmlns:pic="http://schemas.openxmlformats.org/drawingml/2006/picture" xmlns:wp="http://schemas.openxmlformats.org/drawingml/2006/wordprocessingDrawing">
   <w:body>
-    <w:bookmarkStart w:id="9" w:name="学习目标与考纲锚点"/>
+    <w:bookmarkStart w:id="9" w:name="这一讲比第一轮多了什么"/>
     <w:p>
       <w:pPr>
         <w:pStyle w:val="Heading2"/>
@@ -10,789 +10,6 @@
       </w:pPr>
       <w:r>
         <w:rPr>
-          <w:rFonts w:hint="eastAsia" w:ascii="Times New Roman" w:hAnsi="Times New Roman" w:eastAsia="SimHei" w:cs="Times New Roman"/>
-        </w:rPr>
-        <w:t xml:space="preserve">学习目标与考纲锚点</w:t>
-      </w:r>
-    </w:p>
-    <w:p>
-      <w:pPr>
-        <w:pStyle w:val="BlockText"/>
-        <w:spacing w:after="80"/>
-        <w:ind w:firstLine="420"/>
-      </w:pPr>
-      <w:r>
-        <w:rPr>
-          <w:rFonts w:hint="eastAsia" w:ascii="Times New Roman" w:hAnsi="Times New Roman" w:eastAsia="FangSong" w:cs="Times New Roman"/>
-        </w:rPr>
-        <w:t>对齐考纲</w:t>
-      </w:r>
-      <w:r>
-        <w:rPr>
-          <w:rFonts w:hint="eastAsia" w:ascii="Times New Roman" w:hAnsi="Times New Roman" w:eastAsia="Times New Roman" w:cs="Times New Roman"/>
-        </w:rPr>
-        <w:t>：</w:t>
-      </w:r>
-      <w:r>
-        <w:rPr>
-          <w:rFonts w:hint="eastAsia" w:ascii="Times New Roman" w:hAnsi="Times New Roman" w:eastAsia="FangSong" w:cs="Times New Roman"/>
-        </w:rPr>
-        <w:t>决赛</w:t>
-      </w:r>
-      <w:r>
-        <w:rPr>
-          <w:rFonts w:hint="eastAsia" w:ascii="Times New Roman" w:hAnsi="Times New Roman" w:eastAsia="Times New Roman" w:cs="Times New Roman"/>
-        </w:rPr>
-        <w:t>01</w:t>
-      </w:r>
-      <w:r>
-        <w:rPr>
-          <w:rFonts w:ascii="Times New Roman" w:hAnsi="Times New Roman" w:eastAsia="Times New Roman" w:cs="Times New Roman"/>
-        </w:rPr>
-        <w:t xml:space="preserve"> </w:t>
-      </w:r>
-      <w:r>
-        <w:rPr>
-          <w:rFonts w:hint="eastAsia" w:ascii="Times New Roman" w:hAnsi="Times New Roman" w:eastAsia="FangSong" w:cs="Times New Roman"/>
-        </w:rPr>
-        <w:t xml:space="preserve">原子结构补充</w:t>
-      </w:r>
-    </w:p>
-    <w:tbl>
-      <w:tblPr>
-        <w:tblStyle w:val="Table"/>
-        <w:tblW w:type="pct" w:w="5000"/>
-        <w:tblLayout w:type="fixed"/>
-        <w:tblLook w:firstRow="1" w:lastRow="0" w:firstColumn="0" w:lastColumn="0" w:noHBand="0" w:noVBand="0" w:val="0020"/>
-        <w:jc w:val="center"/>
-        <w:tblBorders>
-          <w:top w:val="single" w:sz="12" w:space="0" w:color="333333"/>
-          <w:bottom w:val="single" w:sz="12" w:space="0" w:color="333333"/>
-          <w:left w:val="none"/>
-          <w:right w:val="none"/>
-          <w:insideH w:val="none"/>
-          <w:insideV w:val="none"/>
-        </w:tblBorders>
-      </w:tblPr>
-      <w:tblGrid>
-        <w:gridCol w:w="3960"/>
-        <w:gridCol w:w="3960"/>
-      </w:tblGrid>
-      <w:tr>
-        <w:trPr>
-          <w:tblHeader w:val="on"/>
-        </w:trPr>
-        <w:tc>
-          <w:tcPr>
-            <w:tcBorders>
-              <w:bottom w:val="single" w:sz="6" w:space="0" w:color="333333"/>
-            </w:tcBorders>
-          </w:tcPr>
-          <w:p>
-            <w:pPr>
-              <w:pStyle w:val="Compact"/>
-              <w:jc w:val="center"/>
-            </w:pPr>
-            <w:r>
-              <w:rPr>
-                <w:rFonts w:hint="eastAsia" w:ascii="Times New Roman" w:hAnsi="Times New Roman" w:eastAsia="SimHei" w:cs="Times New Roman"/>
-                <w:b/>
-              </w:rPr>
-              <w:t xml:space="preserve">考纲条目</w:t>
-            </w:r>
-          </w:p>
-        </w:tc>
-        <w:tc>
-          <w:tcPr>
-            <w:tcBorders>
-              <w:bottom w:val="single" w:sz="6" w:space="0" w:color="333333"/>
-            </w:tcBorders>
-          </w:tcPr>
-          <w:p>
-            <w:pPr>
-              <w:pStyle w:val="Compact"/>
-              <w:jc w:val="center"/>
-            </w:pPr>
-            <w:r>
-              <w:rPr>
-                <w:rFonts w:hint="eastAsia" w:ascii="Times New Roman" w:hAnsi="Times New Roman" w:eastAsia="SimHei" w:cs="Times New Roman"/>
-                <w:b/>
-              </w:rPr>
-              <w:t xml:space="preserve">学完本讲应能</w:t>
-            </w:r>
-          </w:p>
-        </w:tc>
-      </w:tr>
-      <w:tr>
-        <w:tc>
-          <w:tcPr/>
-          <w:p>
-            <w:pPr>
-              <w:pStyle w:val="Compact"/>
-              <w:jc w:val="center"/>
-            </w:pPr>
-            <w:r>
-              <w:rPr>
-                <w:rFonts w:hint="eastAsia" w:ascii="Times New Roman" w:hAnsi="Times New Roman" w:eastAsia="FangSong" w:cs="Times New Roman"/>
-              </w:rPr>
-              <w:t>决赛</w:t>
-            </w:r>
-            <w:r>
-              <w:rPr>
-                <w:rFonts w:hint="eastAsia" w:ascii="Times New Roman" w:hAnsi="Times New Roman" w:eastAsia="Times New Roman" w:cs="Times New Roman"/>
-              </w:rPr>
-              <w:t>01</w:t>
-            </w:r>
-            <w:r>
-              <w:rPr>
-                <w:rFonts w:ascii="Times New Roman" w:hAnsi="Times New Roman" w:eastAsia="Times New Roman" w:cs="Times New Roman"/>
-              </w:rPr>
-              <w:t xml:space="preserve"> </w:t>
-            </w:r>
-            <w:r>
-              <w:rPr>
-                <w:rFonts w:hint="eastAsia" w:ascii="Times New Roman" w:hAnsi="Times New Roman" w:eastAsia="FangSong" w:cs="Times New Roman"/>
-              </w:rPr>
-              <w:t xml:space="preserve">原子结构补充</w:t>
-            </w:r>
-            <w:r>
-              <w:rPr>
-                <w:rFonts w:ascii="Times New Roman" w:hAnsi="Times New Roman" w:eastAsia="Times New Roman" w:cs="Times New Roman"/>
-              </w:rPr>
-              <w:t xml:space="preserve"> · </w:t>
-            </w:r>
-            <w:r>
-              <w:rPr>
-                <w:rFonts w:hint="eastAsia" w:ascii="Times New Roman" w:hAnsi="Times New Roman" w:eastAsia="FangSong" w:cs="Times New Roman"/>
-              </w:rPr>
-              <w:t xml:space="preserve">多电子原子的近似层级</w:t>
-            </w:r>
-          </w:p>
-        </w:tc>
-        <w:tc>
-          <w:tcPr/>
-          <w:p>
-            <w:pPr>
-              <w:pStyle w:val="Compact"/>
-              <w:jc w:val="center"/>
-            </w:pPr>
-            <w:r>
-              <w:rPr>
-                <w:rFonts w:hint="eastAsia" w:ascii="Times New Roman" w:hAnsi="Times New Roman" w:eastAsia="FangSong" w:cs="Times New Roman"/>
-              </w:rPr>
-              <w:t>说明中心力场近似</w:t>
-            </w:r>
-            <w:r>
-              <w:rPr>
-                <w:rFonts w:hint="eastAsia" w:ascii="Times New Roman" w:hAnsi="Times New Roman" w:eastAsia="Times New Roman" w:cs="Times New Roman"/>
-              </w:rPr>
-              <w:t>、Slater</w:t>
-            </w:r>
-            <w:r>
-              <w:rPr>
-                <w:rFonts w:ascii="Times New Roman" w:hAnsi="Times New Roman" w:eastAsia="Times New Roman" w:cs="Times New Roman"/>
-              </w:rPr>
-              <w:t xml:space="preserve"> </w:t>
-            </w:r>
-            <w:r>
-              <w:rPr>
-                <w:rFonts w:hint="eastAsia" w:ascii="Times New Roman" w:hAnsi="Times New Roman" w:eastAsia="FangSong" w:cs="Times New Roman"/>
-              </w:rPr>
-              <w:t>规则</w:t>
-            </w:r>
-            <w:r>
-              <w:rPr>
-                <w:rFonts w:hint="eastAsia" w:ascii="Times New Roman" w:hAnsi="Times New Roman" w:eastAsia="Times New Roman" w:cs="Times New Roman"/>
-              </w:rPr>
-              <w:t>、</w:t>
-            </w:r>
-            <w:r>
-              <w:rPr>
-                <w:rFonts w:hint="eastAsia" w:ascii="Times New Roman" w:hAnsi="Times New Roman" w:eastAsia="FangSong" w:cs="Times New Roman"/>
-              </w:rPr>
-              <w:t>自洽场与</w:t>
-            </w:r>
-            <w:r>
-              <w:rPr>
-                <w:rFonts w:ascii="Times New Roman" w:hAnsi="Times New Roman" w:eastAsia="Times New Roman" w:cs="Times New Roman"/>
-              </w:rPr>
-              <w:t xml:space="preserve"> Hartree-Fock </w:t>
-            </w:r>
-            <w:r>
-              <w:rPr>
-                <w:rFonts w:hint="eastAsia" w:ascii="Times New Roman" w:hAnsi="Times New Roman" w:eastAsia="FangSong" w:cs="Times New Roman"/>
-              </w:rPr>
-              <w:t>的层次与各自解决的问题</w:t>
-            </w:r>
-            <w:r>
-              <w:rPr>
-                <w:rFonts w:hint="eastAsia" w:ascii="Times New Roman" w:hAnsi="Times New Roman" w:eastAsia="Times New Roman" w:cs="Times New Roman"/>
-              </w:rPr>
-              <w:t>，</w:t>
-            </w:r>
-            <w:r>
-              <w:rPr>
-                <w:rFonts w:hint="eastAsia" w:ascii="Times New Roman" w:hAnsi="Times New Roman" w:eastAsia="FangSong" w:cs="Times New Roman"/>
-              </w:rPr>
-              <w:t>区分交换能与电子相关</w:t>
-            </w:r>
-          </w:p>
-        </w:tc>
-      </w:tr>
-      <w:tr>
-        <w:tc>
-          <w:tcPr/>
-          <w:p>
-            <w:pPr>
-              <w:pStyle w:val="Compact"/>
-              <w:jc w:val="center"/>
-            </w:pPr>
-            <w:r>
-              <w:rPr>
-                <w:rFonts w:hint="eastAsia" w:ascii="Times New Roman" w:hAnsi="Times New Roman" w:eastAsia="FangSong" w:cs="Times New Roman"/>
-              </w:rPr>
-              <w:t>决赛</w:t>
-            </w:r>
-            <w:r>
-              <w:rPr>
-                <w:rFonts w:hint="eastAsia" w:ascii="Times New Roman" w:hAnsi="Times New Roman" w:eastAsia="Times New Roman" w:cs="Times New Roman"/>
-              </w:rPr>
-              <w:t>01</w:t>
-            </w:r>
-            <w:r>
-              <w:rPr>
-                <w:rFonts w:ascii="Times New Roman" w:hAnsi="Times New Roman" w:eastAsia="Times New Roman" w:cs="Times New Roman"/>
-              </w:rPr>
-              <w:t xml:space="preserve"> </w:t>
-            </w:r>
-            <w:r>
-              <w:rPr>
-                <w:rFonts w:hint="eastAsia" w:ascii="Times New Roman" w:hAnsi="Times New Roman" w:eastAsia="FangSong" w:cs="Times New Roman"/>
-              </w:rPr>
-              <w:t xml:space="preserve">原子结构补充</w:t>
-            </w:r>
-            <w:r>
-              <w:rPr>
-                <w:rFonts w:ascii="Times New Roman" w:hAnsi="Times New Roman" w:eastAsia="Times New Roman" w:cs="Times New Roman"/>
-              </w:rPr>
-              <w:t xml:space="preserve"> · </w:t>
-            </w:r>
-            <w:r>
-              <w:rPr>
-                <w:rFonts w:hint="eastAsia" w:ascii="Times New Roman" w:hAnsi="Times New Roman" w:eastAsia="FangSong" w:cs="Times New Roman"/>
-              </w:rPr>
-              <w:t>穿透</w:t>
-            </w:r>
-            <w:r>
-              <w:rPr>
-                <w:rFonts w:hint="eastAsia" w:ascii="Times New Roman" w:hAnsi="Times New Roman" w:eastAsia="Times New Roman" w:cs="Times New Roman"/>
-              </w:rPr>
-              <w:t>、</w:t>
-            </w:r>
-            <w:r>
-              <w:rPr>
-                <w:rFonts w:hint="eastAsia" w:ascii="Times New Roman" w:hAnsi="Times New Roman" w:eastAsia="FangSong" w:cs="Times New Roman"/>
-              </w:rPr>
-              <w:t>屏蔽与能级分裂</w:t>
-            </w:r>
-          </w:p>
-        </w:tc>
-        <w:tc>
-          <w:tcPr/>
-          <w:p>
-            <w:pPr>
-              <w:pStyle w:val="Compact"/>
-              <w:jc w:val="center"/>
-            </w:pPr>
-            <w:r>
-              <w:rPr>
-                <w:rFonts w:hint="eastAsia" w:ascii="Times New Roman" w:hAnsi="Times New Roman" w:eastAsia="FangSong" w:cs="Times New Roman"/>
-              </w:rPr>
-              <w:t>用穿透与屏蔽解释同一主量子数内的轨道分裂</w:t>
-            </w:r>
-            <w:r>
-              <w:rPr>
-                <w:rFonts w:hint="eastAsia" w:ascii="Times New Roman" w:hAnsi="Times New Roman" w:eastAsia="Times New Roman" w:cs="Times New Roman"/>
-              </w:rPr>
-              <w:t>，</w:t>
-            </w:r>
-            <w:r>
-              <w:rPr>
-                <w:rFonts w:hint="eastAsia" w:ascii="Times New Roman" w:hAnsi="Times New Roman" w:eastAsia="FangSong" w:cs="Times New Roman"/>
-              </w:rPr>
-              <w:t>明确</w:t>
-            </w:r>
-            <w:r>
-              <w:rPr>
-                <w:rFonts w:ascii="Times New Roman" w:hAnsi="Times New Roman" w:eastAsia="Times New Roman" w:cs="Times New Roman"/>
-              </w:rPr>
-              <w:t xml:space="preserve"> Koopmans </w:t>
-            </w:r>
-            <w:r>
-              <w:rPr>
-                <w:rFonts w:hint="eastAsia" w:ascii="Times New Roman" w:hAnsi="Times New Roman" w:eastAsia="FangSong" w:cs="Times New Roman"/>
-              </w:rPr>
-              <w:t xml:space="preserve">定理的适用边界</w:t>
-            </w:r>
-          </w:p>
-        </w:tc>
-      </w:tr>
-      <w:tr>
-        <w:tc>
-          <w:tcPr/>
-          <w:p>
-            <w:pPr>
-              <w:pStyle w:val="Compact"/>
-              <w:jc w:val="center"/>
-            </w:pPr>
-            <w:r>
-              <w:rPr>
-                <w:rFonts w:hint="eastAsia" w:ascii="Times New Roman" w:hAnsi="Times New Roman" w:eastAsia="FangSong" w:cs="Times New Roman"/>
-              </w:rPr>
-              <w:t>决赛</w:t>
-            </w:r>
-            <w:r>
-              <w:rPr>
-                <w:rFonts w:hint="eastAsia" w:ascii="Times New Roman" w:hAnsi="Times New Roman" w:eastAsia="Times New Roman" w:cs="Times New Roman"/>
-              </w:rPr>
-              <w:t>01</w:t>
-            </w:r>
-            <w:r>
-              <w:rPr>
-                <w:rFonts w:ascii="Times New Roman" w:hAnsi="Times New Roman" w:eastAsia="Times New Roman" w:cs="Times New Roman"/>
-              </w:rPr>
-              <w:t xml:space="preserve"> </w:t>
-            </w:r>
-            <w:r>
-              <w:rPr>
-                <w:rFonts w:hint="eastAsia" w:ascii="Times New Roman" w:hAnsi="Times New Roman" w:eastAsia="FangSong" w:cs="Times New Roman"/>
-              </w:rPr>
-              <w:t xml:space="preserve">原子结构补充</w:t>
-            </w:r>
-            <w:r>
-              <w:rPr>
-                <w:rFonts w:ascii="Times New Roman" w:hAnsi="Times New Roman" w:eastAsia="Times New Roman" w:cs="Times New Roman"/>
-              </w:rPr>
-              <w:t xml:space="preserve"> · </w:t>
-            </w:r>
-            <w:r>
-              <w:rPr>
-                <w:rFonts w:hint="eastAsia" w:ascii="Times New Roman" w:hAnsi="Times New Roman" w:eastAsia="FangSong" w:cs="Times New Roman"/>
-              </w:rPr>
-              <w:t xml:space="preserve">项符号与</w:t>
-            </w:r>
-            <w:r>
-              <w:rPr>
-                <w:rFonts w:ascii="Times New Roman" w:hAnsi="Times New Roman" w:eastAsia="Times New Roman" w:cs="Times New Roman"/>
-              </w:rPr>
-              <w:t xml:space="preserve"> Hund </w:t>
-            </w:r>
-            <w:r>
-              <w:rPr>
-                <w:rFonts w:hint="eastAsia" w:ascii="Times New Roman" w:hAnsi="Times New Roman" w:eastAsia="FangSong" w:cs="Times New Roman"/>
-              </w:rPr>
-              <w:t xml:space="preserve">规则</w:t>
-            </w:r>
-          </w:p>
-        </w:tc>
-        <w:tc>
-          <w:tcPr/>
-          <w:p>
-            <w:pPr>
-              <w:pStyle w:val="Compact"/>
-              <w:jc w:val="center"/>
-            </w:pPr>
-            <w:r>
-              <w:rPr>
-                <w:rFonts w:hint="eastAsia" w:ascii="Times New Roman" w:hAnsi="Times New Roman" w:eastAsia="FangSong" w:cs="Times New Roman"/>
-              </w:rPr>
-              <w:t xml:space="preserve">读写真态项符号</w:t>
-            </w:r>
-            <w:r>
-              <w:rPr>
-                <w:rFonts w:ascii="Times New Roman" w:hAnsi="Times New Roman" w:eastAsia="Times New Roman" w:cs="Times New Roman"/>
-              </w:rPr>
-              <w:t xml:space="preserve"> </w:t>
-            </w:r>
-            <m:oMath>
-              <m:sSup>
-                <m:e>
-                  <m:r>
-                    <m:t>​</m:t>
-                  </m:r>
-                </m:e>
-                <m:sup>
-                  <m:r>
-                    <m:t>2</m:t>
-                  </m:r>
-                  <m:r>
-                    <m:t>S</m:t>
-                  </m:r>
-                  <m:r>
-                    <m:rPr>
-                      <m:sty m:val="p"/>
-                    </m:rPr>
-                    <m:t>+</m:t>
-                  </m:r>
-                  <m:r>
-                    <m:t>1</m:t>
-                  </m:r>
-                </m:sup>
-              </m:sSup>
-              <m:sSub>
-                <m:e>
-                  <m:r>
-                    <m:t>L</m:t>
-                  </m:r>
-                </m:e>
-                <m:sub>
-                  <m:r>
-                    <m:t>J</m:t>
-                  </m:r>
-                </m:sub>
-              </m:sSub>
-            </m:oMath>
-            <w:r>
-              <w:rPr>
-                <w:rFonts w:hint="eastAsia" w:ascii="Times New Roman" w:hAnsi="Times New Roman" w:eastAsia="Times New Roman" w:cs="Times New Roman"/>
-              </w:rPr>
-              <w:t>，</w:t>
-            </w:r>
-            <w:r>
-              <w:rPr>
-                <w:rFonts w:hint="eastAsia" w:ascii="Times New Roman" w:hAnsi="Times New Roman" w:eastAsia="FangSong" w:cs="Times New Roman"/>
-              </w:rPr>
-              <w:t>用</w:t>
-            </w:r>
-            <w:r>
-              <w:rPr>
-                <w:rFonts w:ascii="Times New Roman" w:hAnsi="Times New Roman" w:eastAsia="Times New Roman" w:cs="Times New Roman"/>
-              </w:rPr>
-              <w:t xml:space="preserve"> Hund </w:t>
-            </w:r>
-            <w:r>
-              <w:rPr>
-                <w:rFonts w:hint="eastAsia" w:ascii="Times New Roman" w:hAnsi="Times New Roman" w:eastAsia="FangSong" w:cs="Times New Roman"/>
-              </w:rPr>
-              <w:t>规则判基态项</w:t>
-            </w:r>
-            <w:r>
-              <w:rPr>
-                <w:rFonts w:hint="eastAsia" w:ascii="Times New Roman" w:hAnsi="Times New Roman" w:eastAsia="Times New Roman" w:cs="Times New Roman"/>
-              </w:rPr>
-              <w:t>，</w:t>
-            </w:r>
-            <w:r>
-              <w:rPr>
-                <w:rFonts w:hint="eastAsia" w:ascii="Times New Roman" w:hAnsi="Times New Roman" w:eastAsia="FangSong" w:cs="Times New Roman"/>
-              </w:rPr>
-              <w:t>用空穴观点处理多于半充满体系</w:t>
-            </w:r>
-          </w:p>
-        </w:tc>
-      </w:tr>
-      <w:tr>
-        <w:tc>
-          <w:tcPr/>
-          <w:p>
-            <w:pPr>
-              <w:pStyle w:val="Compact"/>
-              <w:jc w:val="center"/>
-            </w:pPr>
-            <w:r>
-              <w:rPr>
-                <w:rFonts w:hint="eastAsia" w:ascii="Times New Roman" w:hAnsi="Times New Roman" w:eastAsia="FangSong" w:cs="Times New Roman"/>
-              </w:rPr>
-              <w:t>决赛</w:t>
-            </w:r>
-            <w:r>
-              <w:rPr>
-                <w:rFonts w:hint="eastAsia" w:ascii="Times New Roman" w:hAnsi="Times New Roman" w:eastAsia="Times New Roman" w:cs="Times New Roman"/>
-              </w:rPr>
-              <w:t>01</w:t>
-            </w:r>
-            <w:r>
-              <w:rPr>
-                <w:rFonts w:ascii="Times New Roman" w:hAnsi="Times New Roman" w:eastAsia="Times New Roman" w:cs="Times New Roman"/>
-              </w:rPr>
-              <w:t xml:space="preserve"> </w:t>
-            </w:r>
-            <w:r>
-              <w:rPr>
-                <w:rFonts w:hint="eastAsia" w:ascii="Times New Roman" w:hAnsi="Times New Roman" w:eastAsia="FangSong" w:cs="Times New Roman"/>
-              </w:rPr>
-              <w:t xml:space="preserve">原子结构补充</w:t>
-            </w:r>
-            <w:r>
-              <w:rPr>
-                <w:rFonts w:ascii="Times New Roman" w:hAnsi="Times New Roman" w:eastAsia="Times New Roman" w:cs="Times New Roman"/>
-              </w:rPr>
-              <w:t xml:space="preserve"> · </w:t>
-            </w:r>
-            <w:r>
-              <w:rPr>
-                <w:rFonts w:hint="eastAsia" w:ascii="Times New Roman" w:hAnsi="Times New Roman" w:eastAsia="FangSong" w:cs="Times New Roman"/>
-              </w:rPr>
-              <w:t xml:space="preserve">自旋轨道耦合与精细结构</w:t>
-            </w:r>
-          </w:p>
-        </w:tc>
-        <w:tc>
-          <w:tcPr/>
-          <w:p>
-            <w:pPr>
-              <w:pStyle w:val="Compact"/>
-              <w:jc w:val="center"/>
-            </w:pPr>
-            <w:r>
-              <w:rPr>
-                <w:rFonts w:hint="eastAsia" w:ascii="Times New Roman" w:hAnsi="Times New Roman" w:eastAsia="FangSong" w:cs="Times New Roman"/>
-              </w:rPr>
-              <w:t xml:space="preserve">由</w:t>
-            </w:r>
-            <w:r>
-              <w:rPr>
-                <w:rFonts w:ascii="Times New Roman" w:hAnsi="Times New Roman" w:eastAsia="Times New Roman" w:cs="Times New Roman"/>
-              </w:rPr>
-              <w:t xml:space="preserve"> </w:t>
-            </w:r>
-            <m:oMath>
-              <m:r>
-                <m:t>L</m:t>
-              </m:r>
-            </m:oMath>
-            <w:r>
-              <w:rPr>
-                <w:rFonts w:ascii="Times New Roman" w:hAnsi="Times New Roman" w:eastAsia="Times New Roman" w:cs="Times New Roman"/>
-              </w:rPr>
-              <w:t xml:space="preserve">、</w:t>
-            </w:r>
-            <m:oMath>
-              <m:r>
-                <m:t>S</m:t>
-              </m:r>
-            </m:oMath>
-            <w:r>
-              <w:rPr>
-                <w:rFonts w:ascii="Times New Roman" w:hAnsi="Times New Roman" w:eastAsia="Times New Roman" w:cs="Times New Roman"/>
-              </w:rPr>
-              <w:t xml:space="preserve"> </w:t>
-            </w:r>
-            <w:r>
-              <w:rPr>
-                <w:rFonts w:hint="eastAsia" w:ascii="Times New Roman" w:hAnsi="Times New Roman" w:eastAsia="FangSong" w:cs="Times New Roman"/>
-              </w:rPr>
-              <w:t xml:space="preserve">合成</w:t>
-            </w:r>
-            <w:r>
-              <w:rPr>
-                <w:rFonts w:ascii="Times New Roman" w:hAnsi="Times New Roman" w:eastAsia="Times New Roman" w:cs="Times New Roman"/>
-              </w:rPr>
-              <w:t xml:space="preserve"> </w:t>
-            </w:r>
-            <m:oMath>
-              <m:r>
-                <m:t>J</m:t>
-              </m:r>
-            </m:oMath>
-            <w:r>
-              <w:rPr>
-                <w:rFonts w:hint="eastAsia" w:ascii="Times New Roman" w:hAnsi="Times New Roman" w:eastAsia="Times New Roman" w:cs="Times New Roman"/>
-              </w:rPr>
-              <w:t>，</w:t>
-            </w:r>
-            <w:r>
-              <w:rPr>
-                <w:rFonts w:hint="eastAsia" w:ascii="Times New Roman" w:hAnsi="Times New Roman" w:eastAsia="FangSong" w:cs="Times New Roman"/>
-              </w:rPr>
-              <w:t>判断少于</w:t>
-            </w:r>
-            <w:r>
-              <w:rPr>
-                <w:rFonts w:hint="eastAsia" w:ascii="Times New Roman" w:hAnsi="Times New Roman" w:eastAsia="Times New Roman" w:cs="Times New Roman"/>
-              </w:rPr>
-              <w:t>/</w:t>
-            </w:r>
-            <w:r>
-              <w:rPr>
-                <w:rFonts w:hint="eastAsia" w:ascii="Times New Roman" w:hAnsi="Times New Roman" w:eastAsia="FangSong" w:cs="Times New Roman"/>
-              </w:rPr>
-              <w:t>多于半充满时的</w:t>
-            </w:r>
-            <w:r>
-              <w:rPr>
-                <w:rFonts w:ascii="Times New Roman" w:hAnsi="Times New Roman" w:eastAsia="Times New Roman" w:cs="Times New Roman"/>
-              </w:rPr>
-              <w:t xml:space="preserve"> </w:t>
-            </w:r>
-            <m:oMath>
-              <m:r>
-                <m:t>J</m:t>
-              </m:r>
-            </m:oMath>
-            <w:r>
-              <w:rPr>
-                <w:rFonts w:ascii="Times New Roman" w:hAnsi="Times New Roman" w:eastAsia="Times New Roman" w:cs="Times New Roman"/>
-              </w:rPr>
-              <w:t xml:space="preserve"> </w:t>
-            </w:r>
-            <w:r>
-              <w:rPr>
-                <w:rFonts w:hint="eastAsia" w:ascii="Times New Roman" w:hAnsi="Times New Roman" w:eastAsia="FangSong" w:cs="Times New Roman"/>
-              </w:rPr>
-              <w:t>排序</w:t>
-            </w:r>
-            <w:r>
-              <w:rPr>
-                <w:rFonts w:hint="eastAsia" w:ascii="Times New Roman" w:hAnsi="Times New Roman" w:eastAsia="Times New Roman" w:cs="Times New Roman"/>
-              </w:rPr>
-              <w:t>，</w:t>
-            </w:r>
-            <w:r>
-              <w:rPr>
-                <w:rFonts w:hint="eastAsia" w:ascii="Times New Roman" w:hAnsi="Times New Roman" w:eastAsia="FangSong" w:cs="Times New Roman"/>
-              </w:rPr>
-              <w:t>说明</w:t>
-            </w:r>
-            <w:r>
-              <w:rPr>
-                <w:rFonts w:ascii="Times New Roman" w:hAnsi="Times New Roman" w:eastAsia="Times New Roman" w:cs="Times New Roman"/>
-              </w:rPr>
-              <w:t xml:space="preserve"> LS </w:t>
-            </w:r>
-            <w:r>
-              <w:rPr>
-                <w:rFonts w:hint="eastAsia" w:ascii="Times New Roman" w:hAnsi="Times New Roman" w:eastAsia="FangSong" w:cs="Times New Roman"/>
-              </w:rPr>
-              <w:t xml:space="preserve">耦合近似的适用条件</w:t>
-            </w:r>
-          </w:p>
-        </w:tc>
-      </w:tr>
-      <w:tr>
-        <w:tc>
-          <w:tcPr/>
-          <w:p>
-            <w:pPr>
-              <w:pStyle w:val="Compact"/>
-              <w:jc w:val="center"/>
-            </w:pPr>
-            <w:r>
-              <w:rPr>
-                <w:rFonts w:hint="eastAsia" w:ascii="Times New Roman" w:hAnsi="Times New Roman" w:eastAsia="FangSong" w:cs="Times New Roman"/>
-              </w:rPr>
-              <w:t>决赛</w:t>
-            </w:r>
-            <w:r>
-              <w:rPr>
-                <w:rFonts w:hint="eastAsia" w:ascii="Times New Roman" w:hAnsi="Times New Roman" w:eastAsia="Times New Roman" w:cs="Times New Roman"/>
-              </w:rPr>
-              <w:t>01</w:t>
-            </w:r>
-            <w:r>
-              <w:rPr>
-                <w:rFonts w:ascii="Times New Roman" w:hAnsi="Times New Roman" w:eastAsia="Times New Roman" w:cs="Times New Roman"/>
-              </w:rPr>
-              <w:t xml:space="preserve"> </w:t>
-            </w:r>
-            <w:r>
-              <w:rPr>
-                <w:rFonts w:hint="eastAsia" w:ascii="Times New Roman" w:hAnsi="Times New Roman" w:eastAsia="FangSong" w:cs="Times New Roman"/>
-              </w:rPr>
-              <w:t xml:space="preserve">原子结构补充</w:t>
-            </w:r>
-            <w:r>
-              <w:rPr>
-                <w:rFonts w:ascii="Times New Roman" w:hAnsi="Times New Roman" w:eastAsia="Times New Roman" w:cs="Times New Roman"/>
-              </w:rPr>
-              <w:t xml:space="preserve"> · </w:t>
-            </w:r>
-            <w:r>
-              <w:rPr>
-                <w:rFonts w:hint="eastAsia" w:ascii="Times New Roman" w:hAnsi="Times New Roman" w:eastAsia="FangSong" w:cs="Times New Roman"/>
-              </w:rPr>
-              <w:t xml:space="preserve">相对论效应与化学后果</w:t>
-            </w:r>
-          </w:p>
-        </w:tc>
-        <w:tc>
-          <w:tcPr/>
-          <w:p>
-            <w:pPr>
-              <w:pStyle w:val="Compact"/>
-              <w:jc w:val="center"/>
-            </w:pPr>
-            <w:r>
-              <w:rPr>
-                <w:rFonts w:hint="eastAsia" w:ascii="Times New Roman" w:hAnsi="Times New Roman" w:eastAsia="FangSong" w:cs="Times New Roman"/>
-              </w:rPr>
-              <w:t>用相对论收缩解释惰性电子对效应</w:t>
-            </w:r>
-            <w:r>
-              <w:rPr>
-                <w:rFonts w:hint="eastAsia" w:ascii="Times New Roman" w:hAnsi="Times New Roman" w:eastAsia="Times New Roman" w:cs="Times New Roman"/>
-              </w:rPr>
-              <w:t>、</w:t>
-            </w:r>
-            <w:r>
-              <w:rPr>
-                <w:rFonts w:hint="eastAsia" w:ascii="Times New Roman" w:hAnsi="Times New Roman" w:eastAsia="FangSong" w:cs="Times New Roman"/>
-              </w:rPr>
-              <w:t>镧系收缩</w:t>
-            </w:r>
-            <w:r>
-              <w:rPr>
-                <w:rFonts w:hint="eastAsia" w:ascii="Times New Roman" w:hAnsi="Times New Roman" w:eastAsia="Times New Roman" w:cs="Times New Roman"/>
-              </w:rPr>
-              <w:t>、Au</w:t>
-            </w:r>
-            <w:r>
-              <w:rPr>
-                <w:rFonts w:ascii="Times New Roman" w:hAnsi="Times New Roman" w:eastAsia="Times New Roman" w:cs="Times New Roman"/>
-              </w:rPr>
-              <w:t xml:space="preserve"> </w:t>
-            </w:r>
-            <w:r>
-              <w:rPr>
-                <w:rFonts w:hint="eastAsia" w:ascii="Times New Roman" w:hAnsi="Times New Roman" w:eastAsia="FangSong" w:cs="Times New Roman"/>
-              </w:rPr>
-              <w:t xml:space="preserve">呈黄色与</w:t>
-            </w:r>
-            <w:r>
-              <w:rPr>
-                <w:rFonts w:ascii="Times New Roman" w:hAnsi="Times New Roman" w:eastAsia="Times New Roman" w:cs="Times New Roman"/>
-              </w:rPr>
-              <w:t xml:space="preserve"> Hg </w:t>
-            </w:r>
-            <w:r>
-              <w:rPr>
-                <w:rFonts w:hint="eastAsia" w:ascii="Times New Roman" w:hAnsi="Times New Roman" w:eastAsia="FangSong" w:cs="Times New Roman"/>
-              </w:rPr>
-              <w:t xml:space="preserve">常温为液体</w:t>
-            </w:r>
-          </w:p>
-        </w:tc>
-      </w:tr>
-    </w:tbl>
-    <w:p>
-      <w:pPr>
-        <w:spacing w:before="160" w:after="80"/>
-      </w:pPr>
-      <w:r>
-        <w:pict>
-          <v:rect style="width:0;height:1.5pt" o:hralign="center" o:hrstd="t" o:hr="t"/>
-        </w:pict>
-      </w:r>
-    </w:p>
-    <w:bookmarkEnd w:id="9"/>
-    <w:bookmarkStart w:id="10" w:name="这一讲比第一轮多了什么"/>
-    <w:p>
-      <w:pPr>
-        <w:pStyle w:val="Heading2"/>
-        <w:spacing w:before="280" w:after="120"/>
-      </w:pPr>
-      <w:r>
-        <w:rPr>
           <w:rFonts w:ascii="Times New Roman" w:hAnsi="Times New Roman" w:eastAsia="Times New Roman" w:cs="Times New Roman"/>
         </w:rPr>
         <w:t xml:space="preserve">§1 </w:t>
@@ -988,7 +205,6 @@
     </w:p>
     <w:p>
       <w:pPr>
-        <w:pStyle w:val="Compact"/>
         <w:numPr>
           <w:ilvl w:val="0"/>
           <w:numId w:val="1001"/>
@@ -1100,7 +316,6 @@
     </w:p>
     <w:p>
       <w:pPr>
-        <w:pStyle w:val="Compact"/>
         <w:numPr>
           <w:ilvl w:val="0"/>
           <w:numId w:val="1001"/>
@@ -1272,7 +487,6 @@
     </w:p>
     <w:p>
       <w:pPr>
-        <w:pStyle w:val="Compact"/>
         <w:numPr>
           <w:ilvl w:val="0"/>
           <w:numId w:val="1001"/>
@@ -1480,8 +694,8 @@
         <w:t xml:space="preserve">。</w:t>
       </w:r>
     </w:p>
-    <w:bookmarkEnd w:id="10"/>
-    <w:bookmarkStart w:id="17" w:name="多电子原子从可分离到近似可解"/>
+    <w:bookmarkEnd w:id="9"/>
+    <w:bookmarkStart w:id="16" w:name="多电子原子从可分离到近似可解"/>
     <w:p>
       <w:pPr>
         <w:pStyle w:val="Heading2"/>
@@ -1554,7 +768,7 @@
         <w:t>”</w:t>
       </w:r>
     </w:p>
-    <w:bookmarkStart w:id="11" w:name="真正困难出在哪里"/>
+    <w:bookmarkStart w:id="10" w:name="真正困难出在哪里"/>
     <w:p>
       <w:pPr>
         <w:pStyle w:val="Heading3"/>
@@ -2403,8 +1617,8 @@
         <w:t>。</w:t>
       </w:r>
     </w:p>
-    <w:bookmarkEnd w:id="11"/>
-    <w:bookmarkStart w:id="12" w:name="中心力场近似先把别人平均掉"/>
+    <w:bookmarkEnd w:id="10"/>
+    <w:bookmarkStart w:id="11" w:name="中心力场近似先把别人平均掉"/>
     <w:p>
       <w:pPr>
         <w:pStyle w:val="Heading3"/>
@@ -3099,8 +2313,8 @@
         <w:t>。</w:t>
       </w:r>
     </w:p>
-    <w:bookmarkEnd w:id="12"/>
-    <w:bookmarkStart w:id="13" w:name="穿透屏蔽与同一主量子数分裂"/>
+    <w:bookmarkEnd w:id="11"/>
+    <w:bookmarkStart w:id="12" w:name="穿透屏蔽与同一主量子数分裂"/>
     <w:p>
       <w:pPr>
         <w:pStyle w:val="Heading3"/>
@@ -3841,8 +3055,8 @@
         <w:t>。</w:t>
       </w:r>
     </w:p>
-    <w:bookmarkEnd w:id="13"/>
-    <w:bookmarkStart w:id="14" w:name="从-slater-到-scf近似层级要分清"/>
+    <w:bookmarkEnd w:id="12"/>
+    <w:bookmarkStart w:id="13" w:name="从-slater-到-scf近似层级要分清"/>
     <w:p>
       <w:pPr>
         <w:pStyle w:val="Heading3"/>
@@ -4741,8 +3955,8 @@
         <w:t>。</w:t>
       </w:r>
     </w:p>
-    <w:bookmarkEnd w:id="14"/>
-    <w:bookmarkStart w:id="15" w:name="交换能与电子相关两件事别混"/>
+    <w:bookmarkEnd w:id="13"/>
+    <w:bookmarkStart w:id="14" w:name="交换能与电子相关两件事别混"/>
     <w:p>
       <w:pPr>
         <w:pStyle w:val="Heading3"/>
@@ -5159,8 +4373,8 @@
         <w:t>。</w:t>
       </w:r>
     </w:p>
-    <w:bookmarkEnd w:id="15"/>
-    <w:bookmarkStart w:id="16" w:name="koopmans-定理能用来做什么"/>
+    <w:bookmarkEnd w:id="14"/>
+    <w:bookmarkStart w:id="15" w:name="koopmans-定理能用来做什么"/>
     <w:p>
       <w:pPr>
         <w:pStyle w:val="Heading3"/>
@@ -5513,9 +4727,9 @@
         <w:t>。</w:t>
       </w:r>
     </w:p>
+    <w:bookmarkEnd w:id="15"/>
     <w:bookmarkEnd w:id="16"/>
-    <w:bookmarkEnd w:id="17"/>
-    <w:bookmarkStart w:id="22" w:name="项符号从单电子轨道走向整个原子状态"/>
+    <w:bookmarkStart w:id="21" w:name="项符号从单电子轨道走向整个原子状态"/>
     <w:p>
       <w:pPr>
         <w:pStyle w:val="Heading2"/>
@@ -5588,7 +4802,7 @@
         <w:t>”</w:t>
       </w:r>
     </w:p>
-    <w:bookmarkStart w:id="18" w:name="为什么需要项符号"/>
+    <w:bookmarkStart w:id="17" w:name="为什么需要项符号"/>
     <w:p>
       <w:pPr>
         <w:pStyle w:val="Heading3"/>
@@ -6232,8 +5446,8 @@
         <w:t xml:space="preserve">。</w:t>
       </w:r>
     </w:p>
-    <w:bookmarkEnd w:id="18"/>
-    <w:bookmarkStart w:id="19" w:name="先看最常用的几个基态项"/>
+    <w:bookmarkEnd w:id="17"/>
+    <w:bookmarkStart w:id="18" w:name="先看最常用的几个基态项"/>
     <w:p>
       <w:pPr>
         <w:pStyle w:val="Heading3"/>
@@ -7066,7 +6280,6 @@
     </w:p>
     <w:p>
       <w:pPr>
-        <w:pStyle w:val="Compact"/>
         <w:numPr>
           <w:ilvl w:val="0"/>
           <w:numId w:val="1002"/>
@@ -7134,7 +6347,6 @@
     </w:p>
     <w:p>
       <w:pPr>
-        <w:pStyle w:val="Compact"/>
         <w:numPr>
           <w:ilvl w:val="0"/>
           <w:numId w:val="1002"/>
@@ -7162,7 +6374,6 @@
     </w:p>
     <w:p>
       <w:pPr>
-        <w:pStyle w:val="Compact"/>
         <w:numPr>
           <w:ilvl w:val="0"/>
           <w:numId w:val="1002"/>
@@ -7254,8 +6465,8 @@
         <w:t xml:space="preserve">有直觉</w:t>
       </w:r>
     </w:p>
-    <w:bookmarkEnd w:id="19"/>
-    <w:bookmarkStart w:id="20" w:name="hund-规则在项层面怎么用"/>
+    <w:bookmarkEnd w:id="18"/>
+    <w:bookmarkStart w:id="19" w:name="hund-规则在项层面怎么用"/>
     <w:p>
       <w:pPr>
         <w:pStyle w:val="Heading3"/>
@@ -7994,8 +7205,8 @@
         <w:t>。</w:t>
       </w:r>
     </w:p>
-    <w:bookmarkEnd w:id="20"/>
-    <w:bookmarkStart w:id="21" w:name="空穴观点为什么这么好用"/>
+    <w:bookmarkEnd w:id="19"/>
+    <w:bookmarkStart w:id="20" w:name="空穴观点为什么这么好用"/>
     <w:p>
       <w:pPr>
         <w:pStyle w:val="Heading3"/>
@@ -8729,9 +7940,9 @@
         <w:t>。</w:t>
       </w:r>
     </w:p>
+    <w:bookmarkEnd w:id="20"/>
     <w:bookmarkEnd w:id="21"/>
-    <w:bookmarkEnd w:id="22"/>
-    <w:bookmarkStart w:id="26" w:name="自旋轨道耦合与精细结构"/>
+    <w:bookmarkStart w:id="25" w:name="自旋轨道耦合与精细结构"/>
     <w:p>
       <w:pPr>
         <w:pStyle w:val="Heading2"/>
@@ -8750,7 +7961,7 @@
         <w:t xml:space="preserve">自旋轨道耦合与精细结构</w:t>
       </w:r>
     </w:p>
-    <w:bookmarkStart w:id="23" w:name="从-ls-到-j"/>
+    <w:bookmarkStart w:id="22" w:name="从-ls-到-j"/>
     <w:p>
       <w:pPr>
         <w:pStyle w:val="Heading3"/>
@@ -9501,8 +8712,8 @@
         <w:t>。</w:t>
       </w:r>
     </w:p>
-    <w:bookmarkEnd w:id="23"/>
-    <w:bookmarkStart w:id="24" w:name="为什么少于半充满取小-j多于半充满取大-j"/>
+    <w:bookmarkEnd w:id="22"/>
+    <w:bookmarkStart w:id="23" w:name="为什么少于半充满取小-j多于半充满取大-j"/>
     <w:p>
       <w:pPr>
         <w:pStyle w:val="Heading3"/>
@@ -9888,8 +9099,8 @@
         <w:t>。</w:t>
       </w:r>
     </w:p>
-    <w:bookmarkEnd w:id="24"/>
-    <w:bookmarkStart w:id="25" w:name="什么时候-ls-耦合近似最好用"/>
+    <w:bookmarkEnd w:id="23"/>
+    <w:bookmarkStart w:id="24" w:name="什么时候-ls-耦合近似最好用"/>
     <w:p>
       <w:pPr>
         <w:pStyle w:val="Heading3"/>
@@ -10140,9 +9351,9 @@
         <w:t>。</w:t>
       </w:r>
     </w:p>
+    <w:bookmarkEnd w:id="24"/>
     <w:bookmarkEnd w:id="25"/>
-    <w:bookmarkEnd w:id="26"/>
-    <w:bookmarkStart w:id="32" w:name="相对论效应为什么它会进入化学"/>
+    <w:bookmarkStart w:id="31" w:name="相对论效应为什么它会进入化学"/>
     <w:p>
       <w:pPr>
         <w:pStyle w:val="Heading2"/>
@@ -10173,7 +9384,7 @@
         <w:t>为什么它会进入化学</w:t>
       </w:r>
     </w:p>
-    <w:bookmarkStart w:id="27" w:name="最核心的结论"/>
+    <w:bookmarkStart w:id="26" w:name="最核心的结论"/>
     <w:p>
       <w:pPr>
         <w:pStyle w:val="Heading3"/>
@@ -10254,7 +9465,6 @@
     </w:p>
     <w:p>
       <w:pPr>
-        <w:pStyle w:val="Compact"/>
         <w:numPr>
           <w:ilvl w:val="0"/>
           <w:numId w:val="1004"/>
@@ -10280,7 +9490,6 @@
     </w:p>
     <w:p>
       <w:pPr>
-        <w:pStyle w:val="Compact"/>
         <w:numPr>
           <w:ilvl w:val="0"/>
           <w:numId w:val="1004"/>
@@ -10306,7 +9515,6 @@
     </w:p>
     <w:p>
       <w:pPr>
-        <w:pStyle w:val="Compact"/>
         <w:numPr>
           <w:ilvl w:val="0"/>
           <w:numId w:val="1004"/>
@@ -10426,8 +9634,8 @@
         <w:t>。</w:t>
       </w:r>
     </w:p>
-    <w:bookmarkEnd w:id="27"/>
-    <w:bookmarkStart w:id="28" w:name="惰性电子对效应"/>
+    <w:bookmarkEnd w:id="26"/>
+    <w:bookmarkStart w:id="27" w:name="惰性电子对效应"/>
     <w:p>
       <w:pPr>
         <w:pStyle w:val="Heading3"/>
@@ -10867,8 +10075,8 @@
         <w:t>。</w:t>
       </w:r>
     </w:p>
-    <w:bookmarkEnd w:id="28"/>
-    <w:bookmarkStart w:id="29" w:name="镧系收缩为什么会拖到后面元素"/>
+    <w:bookmarkEnd w:id="27"/>
+    <w:bookmarkStart w:id="28" w:name="镧系收缩为什么会拖到后面元素"/>
     <w:p>
       <w:pPr>
         <w:pStyle w:val="Heading3"/>
@@ -11198,8 +10406,8 @@
         <w:t>。</w:t>
       </w:r>
     </w:p>
-    <w:bookmarkEnd w:id="29"/>
-    <w:bookmarkStart w:id="30" w:name="为什么-au-是黄色"/>
+    <w:bookmarkEnd w:id="28"/>
+    <w:bookmarkStart w:id="29" w:name="为什么-au-是黄色"/>
     <w:p>
       <w:pPr>
         <w:pStyle w:val="Heading3"/>
@@ -11508,8 +10716,8 @@
         <w:t>。</w:t>
       </w:r>
     </w:p>
-    <w:bookmarkEnd w:id="30"/>
-    <w:bookmarkStart w:id="31" w:name="为什么-hg-常温是液体"/>
+    <w:bookmarkEnd w:id="29"/>
+    <w:bookmarkStart w:id="30" w:name="为什么-hg-常温是液体"/>
     <w:p>
       <w:pPr>
         <w:pStyle w:val="Heading3"/>
@@ -11962,9 +11170,9 @@
         <w:t>。</w:t>
       </w:r>
     </w:p>
+    <w:bookmarkEnd w:id="30"/>
     <w:bookmarkEnd w:id="31"/>
-    <w:bookmarkEnd w:id="32"/>
-    <w:bookmarkStart w:id="35" w:name="把深化内容接回做题"/>
+    <w:bookmarkStart w:id="34" w:name="把深化内容接回做题"/>
     <w:p>
       <w:pPr>
         <w:pStyle w:val="Heading2"/>
@@ -11983,7 +11191,7 @@
         <w:t xml:space="preserve">把深化内容接回做题</w:t>
       </w:r>
     </w:p>
-    <w:bookmarkStart w:id="33" w:name="原子结构深化题的常见问法"/>
+    <w:bookmarkStart w:id="32" w:name="原子结构深化题的常见问法"/>
     <w:p>
       <w:pPr>
         <w:pStyle w:val="Heading3"/>
@@ -12366,8 +11574,8 @@
         <w:t>。</w:t>
       </w:r>
     </w:p>
-    <w:bookmarkEnd w:id="33"/>
-    <w:bookmarkStart w:id="34" w:name="解题时的推荐顺序"/>
+    <w:bookmarkEnd w:id="32"/>
+    <w:bookmarkStart w:id="33" w:name="解题时的推荐顺序"/>
     <w:p>
       <w:pPr>
         <w:pStyle w:val="Heading3"/>
@@ -12860,9 +12068,9 @@
         <w:t>”。</w:t>
       </w:r>
     </w:p>
+    <w:bookmarkEnd w:id="33"/>
     <w:bookmarkEnd w:id="34"/>
-    <w:bookmarkEnd w:id="35"/>
-    <w:bookmarkStart w:id="41" w:name="典型例题"/>
+    <w:bookmarkStart w:id="40" w:name="典型例题"/>
     <w:p>
       <w:pPr>
         <w:pStyle w:val="Heading2"/>
@@ -12881,7 +12089,7 @@
         <w:t xml:space="preserve">典型例题</w:t>
       </w:r>
     </w:p>
-    <w:bookmarkStart w:id="36" w:name="例1-4s-与-3d-的填充顺序"/>
+    <w:bookmarkStart w:id="35" w:name="例1-4s-与-3d-的填充顺序"/>
     <w:p>
       <w:pPr>
         <w:pStyle w:val="Heading3"/>
@@ -13015,8 +12223,8 @@
         <w:pStyle w:val="BodyText"/>
       </w:pPr>
     </w:p>
-    <w:bookmarkEnd w:id="36"/>
-    <w:bookmarkStart w:id="37" w:name="例2-项符号判断"/>
+    <w:bookmarkEnd w:id="35"/>
+    <w:bookmarkStart w:id="36" w:name="例2-项符号判断"/>
     <w:p>
       <w:pPr>
         <w:pStyle w:val="Heading3"/>
@@ -13120,8 +12328,8 @@
         <w:pStyle w:val="BodyText"/>
       </w:pPr>
     </w:p>
-    <w:bookmarkEnd w:id="37"/>
-    <w:bookmarkStart w:id="38" w:name="例3-惰性电子对效应"/>
+    <w:bookmarkEnd w:id="36"/>
+    <w:bookmarkStart w:id="37" w:name="例3-惰性电子对效应"/>
     <w:p>
       <w:pPr>
         <w:pStyle w:val="Heading3"/>
@@ -13243,8 +12451,8 @@
         <w:pStyle w:val="BodyText"/>
       </w:pPr>
     </w:p>
-    <w:bookmarkEnd w:id="38"/>
-    <w:bookmarkStart w:id="39" w:name="例4-au-的颜色"/>
+    <w:bookmarkEnd w:id="37"/>
+    <w:bookmarkStart w:id="38" w:name="例4-au-的颜色"/>
     <w:p>
       <w:pPr>
         <w:pStyle w:val="Heading3"/>
@@ -13354,8 +12562,8 @@
         <w:pStyle w:val="BodyText"/>
       </w:pPr>
     </w:p>
-    <w:bookmarkEnd w:id="39"/>
-    <w:bookmarkStart w:id="40" w:name="例5-hg-的液态"/>
+    <w:bookmarkEnd w:id="38"/>
+    <w:bookmarkStart w:id="39" w:name="例5-hg-的液态"/>
     <w:p>
       <w:pPr>
         <w:pStyle w:val="Heading3"/>
@@ -13489,9 +12697,9 @@
         <w:pStyle w:val="BodyText"/>
       </w:pPr>
     </w:p>
+    <w:bookmarkEnd w:id="39"/>
     <w:bookmarkEnd w:id="40"/>
-    <w:bookmarkEnd w:id="41"/>
-    <w:bookmarkStart w:id="42" w:name="竞赛思考强化题与微观机理精解"/>
+    <w:bookmarkStart w:id="41" w:name="课后习题"/>
     <w:p>
       <w:pPr>
         <w:pStyle w:val="Heading2"/>
@@ -13507,7 +12715,7 @@
         <w:rPr>
           <w:rFonts w:hint="eastAsia" w:ascii="Times New Roman" w:hAnsi="Times New Roman" w:eastAsia="SimHei" w:cs="Times New Roman"/>
         </w:rPr>
-        <w:t xml:space="preserve">竞赛思考强化题与微观机理精解</w:t>
+        <w:t xml:space="preserve">课后习题</w:t>
       </w:r>
     </w:p>
     <w:p>
@@ -14604,7 +13812,7 @@
         <w:pStyle w:val="BodyText"/>
       </w:pPr>
     </w:p>
-    <w:bookmarkEnd w:id="42"/>
+    <w:bookmarkEnd w:id="41"/>
     <w:sectPr>
       <w:footerReference w:type="default" r:id="rId9"/>
       <w:footnotePr>

--- a/06-学生侧材料/讲义/学生专用版/2-结构化学/原子结构补充-超级充实版（学生专用版）.docx
+++ b/06-学生侧材料/讲义/学生专用版/2-结构化学/原子结构补充-超级充实版（学生专用版）.docx
@@ -1440,12 +1440,12 @@
         </w:rPr>
         <w:t>。</w:t>
       </w:r>
-      <w:r>
-        <w:rPr>
-          <w:rFonts w:ascii="Times New Roman" w:hAnsi="Times New Roman" w:eastAsia="Times New Roman" w:cs="Times New Roman"/>
-        </w:rPr>
-        <w:br/>
-      </w:r>
+    </w:p>
+    <w:p>
+      <w:pPr>
+        <w:pStyle w:val="BodyText"/>
+        <w:ind w:firstLine="420"/>
+      </w:pPr>
       <w:r>
         <w:rPr>
           <w:rFonts w:hint="eastAsia" w:ascii="Times New Roman" w:hAnsi="Times New Roman" w:eastAsia="FangSong" w:cs="Times New Roman"/>
@@ -1526,12 +1526,12 @@
         </w:rPr>
         <w:t xml:space="preserve">理解要点</w:t>
       </w:r>
-      <w:r>
-        <w:rPr>
-          <w:rFonts w:ascii="Times New Roman" w:hAnsi="Times New Roman" w:eastAsia="Times New Roman" w:cs="Times New Roman"/>
-        </w:rPr>
-        <w:t xml:space="preserve"> </w:t>
-      </w:r>
+    </w:p>
+    <w:p>
+      <w:pPr>
+        <w:pStyle w:val="BodyText"/>
+        <w:ind w:firstLine="420"/>
+      </w:pPr>
       <w:r>
         <w:rPr>
           <w:rFonts w:hint="eastAsia" w:ascii="Times New Roman" w:hAnsi="Times New Roman" w:eastAsia="FangSong" w:cs="Times New Roman"/>
@@ -2523,12 +2523,12 @@
         </w:rPr>
         <w:t>。</w:t>
       </w:r>
-      <w:r>
-        <w:rPr>
-          <w:rFonts w:ascii="Times New Roman" w:hAnsi="Times New Roman" w:eastAsia="Times New Roman" w:cs="Times New Roman"/>
-        </w:rPr>
-        <w:br/>
-      </w:r>
+    </w:p>
+    <w:p>
+      <w:pPr>
+        <w:pStyle w:val="BodyText"/>
+        <w:ind w:firstLine="420"/>
+      </w:pPr>
       <w:r>
         <w:rPr>
           <w:rFonts w:hint="eastAsia" w:ascii="Times New Roman" w:hAnsi="Times New Roman" w:eastAsia="FangSong" w:cs="Times New Roman"/>
@@ -3169,12 +3169,12 @@
         </w:rPr>
         <w:t xml:space="preserve">。</w:t>
       </w:r>
-      <w:r>
-        <w:rPr>
-          <w:rFonts w:ascii="Times New Roman" w:hAnsi="Times New Roman" w:eastAsia="Times New Roman" w:cs="Times New Roman"/>
-        </w:rPr>
-        <w:br/>
-      </w:r>
+    </w:p>
+    <w:p>
+      <w:pPr>
+        <w:pStyle w:val="BodyText"/>
+        <w:ind w:firstLine="420"/>
+      </w:pPr>
       <w:r>
         <w:rPr>
           <w:rFonts w:hint="eastAsia" w:ascii="Times New Roman" w:hAnsi="Times New Roman" w:eastAsia="FangSong" w:cs="Times New Roman"/>
@@ -4208,12 +4208,12 @@
         </w:rPr>
         <w:t xml:space="preserve">。</w:t>
       </w:r>
-      <w:r>
-        <w:rPr>
-          <w:rFonts w:ascii="Times New Roman" w:hAnsi="Times New Roman" w:eastAsia="Times New Roman" w:cs="Times New Roman"/>
-        </w:rPr>
-        <w:br/>
-      </w:r>
+    </w:p>
+    <w:p>
+      <w:pPr>
+        <w:pStyle w:val="BodyText"/>
+        <w:ind w:firstLine="420"/>
+      </w:pPr>
       <w:r>
         <w:rPr>
           <w:rFonts w:hint="eastAsia" w:ascii="Times New Roman" w:hAnsi="Times New Roman" w:eastAsia="FangSong" w:cs="Times New Roman"/>
@@ -4862,12 +4862,12 @@
         </w:rPr>
         <w:t>。</w:t>
       </w:r>
-      <w:r>
-        <w:rPr>
-          <w:rFonts w:ascii="Times New Roman" w:hAnsi="Times New Roman" w:eastAsia="Times New Roman" w:cs="Times New Roman"/>
-        </w:rPr>
-        <w:br/>
-      </w:r>
+    </w:p>
+    <w:p>
+      <w:pPr>
+        <w:pStyle w:val="BodyText"/>
+        <w:ind w:firstLine="420"/>
+      </w:pPr>
       <w:r>
         <w:rPr>
           <w:rFonts w:hint="eastAsia" w:ascii="Times New Roman" w:hAnsi="Times New Roman" w:eastAsia="FangSong" w:cs="Times New Roman"/>
@@ -7127,12 +7127,12 @@
         </w:rPr>
         <w:t xml:space="preserve">理解要点</w:t>
       </w:r>
-      <w:r>
-        <w:rPr>
-          <w:rFonts w:ascii="Times New Roman" w:hAnsi="Times New Roman" w:eastAsia="Times New Roman" w:cs="Times New Roman"/>
-        </w:rPr>
-        <w:t xml:space="preserve"> </w:t>
-      </w:r>
+    </w:p>
+    <w:p>
+      <w:pPr>
+        <w:pStyle w:val="BodyText"/>
+        <w:ind w:firstLine="420"/>
+      </w:pPr>
       <w:r>
         <w:rPr>
           <w:rFonts w:hint="eastAsia" w:ascii="Times New Roman" w:hAnsi="Times New Roman" w:eastAsia="FangSong" w:cs="Times New Roman"/>
@@ -8090,12 +8090,12 @@
         </w:rPr>
         <w:t>。</w:t>
       </w:r>
-      <w:r>
-        <w:rPr>
-          <w:rFonts w:ascii="Times New Roman" w:hAnsi="Times New Roman" w:eastAsia="Times New Roman" w:cs="Times New Roman"/>
-        </w:rPr>
-        <w:br/>
-      </w:r>
+    </w:p>
+    <w:p>
+      <w:pPr>
+        <w:pStyle w:val="BodyText"/>
+        <w:ind w:firstLine="420"/>
+      </w:pPr>
       <w:r>
         <w:rPr>
           <w:rFonts w:hint="eastAsia" w:ascii="Times New Roman" w:hAnsi="Times New Roman" w:eastAsia="FangSong" w:cs="Times New Roman"/>
@@ -9308,12 +9308,12 @@
         </w:rPr>
         <w:t>。</w:t>
       </w:r>
-      <w:r>
-        <w:rPr>
-          <w:rFonts w:ascii="Times New Roman" w:hAnsi="Times New Roman" w:eastAsia="Times New Roman" w:cs="Times New Roman"/>
-        </w:rPr>
-        <w:br/>
-      </w:r>
+    </w:p>
+    <w:p>
+      <w:pPr>
+        <w:pStyle w:val="BodyText"/>
+        <w:ind w:firstLine="420"/>
+      </w:pPr>
       <w:r>
         <w:rPr>
           <w:rFonts w:hint="eastAsia" w:ascii="Times New Roman" w:hAnsi="Times New Roman" w:eastAsia="FangSong" w:cs="Times New Roman"/>
@@ -9444,12 +9444,12 @@
         </w:rPr>
         <w:t>。</w:t>
       </w:r>
-      <w:r>
-        <w:rPr>
-          <w:rFonts w:ascii="Times New Roman" w:hAnsi="Times New Roman" w:eastAsia="Times New Roman" w:cs="Times New Roman"/>
-        </w:rPr>
-        <w:br/>
-      </w:r>
+    </w:p>
+    <w:p>
+      <w:pPr>
+        <w:pStyle w:val="BodyText"/>
+        <w:ind w:firstLine="420"/>
+      </w:pPr>
       <w:r>
         <w:rPr>
           <w:rFonts w:hint="eastAsia" w:ascii="Times New Roman" w:hAnsi="Times New Roman" w:eastAsia="FangSong" w:cs="Times New Roman"/>
@@ -10148,12 +10148,12 @@
         </w:rPr>
         <w:t>。</w:t>
       </w:r>
-      <w:r>
-        <w:rPr>
-          <w:rFonts w:ascii="Times New Roman" w:hAnsi="Times New Roman" w:eastAsia="Times New Roman" w:cs="Times New Roman"/>
-        </w:rPr>
-        <w:br/>
-      </w:r>
+    </w:p>
+    <w:p>
+      <w:pPr>
+        <w:pStyle w:val="BodyText"/>
+        <w:ind w:firstLine="420"/>
+      </w:pPr>
       <w:r>
         <w:rPr>
           <w:rFonts w:hint="eastAsia" w:ascii="Times New Roman" w:hAnsi="Times New Roman" w:eastAsia="FangSong" w:cs="Times New Roman"/>
@@ -10491,24 +10491,6 @@
         </w:rPr>
         <w:t>。</w:t>
       </w:r>
-      <w:r>
-        <w:rPr>
-          <w:rFonts w:ascii="Times New Roman" w:hAnsi="Times New Roman" w:eastAsia="Times New Roman" w:cs="Times New Roman"/>
-        </w:rPr>
-        <w:br/>
-      </w:r>
-      <w:r>
-        <w:rPr>
-          <w:rFonts w:hint="eastAsia" w:ascii="Times New Roman" w:hAnsi="Times New Roman" w:eastAsia="FangSong" w:cs="Times New Roman"/>
-        </w:rPr>
-        <w:t>但实际上</w:t>
-      </w:r>
-      <w:r>
-        <w:rPr>
-          <w:rFonts w:hint="eastAsia" w:ascii="Times New Roman" w:hAnsi="Times New Roman" w:eastAsia="Times New Roman" w:cs="Times New Roman"/>
-        </w:rPr>
-        <w:t>：</w:t>
-      </w:r>
     </w:p>
     <w:p>
       <w:pPr>
@@ -10519,109 +10501,13 @@
         <w:rPr>
           <w:rFonts w:hint="eastAsia" w:ascii="Times New Roman" w:hAnsi="Times New Roman" w:eastAsia="FangSong" w:cs="Times New Roman"/>
         </w:rPr>
-        <w:t>其一</w:t>
-      </w:r>
-      <w:r>
-        <w:rPr>
-          <w:rFonts w:hint="eastAsia" w:ascii="Times New Roman" w:hAnsi="Times New Roman" w:eastAsia="Times New Roman" w:cs="Times New Roman"/>
-        </w:rPr>
-        <w:t>，6s</w:t>
-      </w:r>
-      <w:r>
-        <w:rPr>
-          <w:rFonts w:ascii="Times New Roman" w:hAnsi="Times New Roman" w:eastAsia="Times New Roman" w:cs="Times New Roman"/>
-        </w:rPr>
-        <w:t xml:space="preserve"> </w:t>
-      </w:r>
-      <w:r>
-        <w:rPr>
-          <w:rFonts w:hint="eastAsia" w:ascii="Times New Roman" w:hAnsi="Times New Roman" w:eastAsia="FangSong" w:cs="Times New Roman"/>
-        </w:rPr>
-        <w:t>轨道被相对论稳定化而下降</w:t>
-      </w:r>
-      <w:r>
-        <w:rPr>
-          <w:rFonts w:hint="eastAsia" w:ascii="Times New Roman" w:hAnsi="Times New Roman" w:eastAsia="Times New Roman" w:cs="Times New Roman"/>
-        </w:rPr>
-        <w:t>；</w:t>
-      </w:r>
-      <w:r>
-        <w:rPr>
-          <w:rFonts w:hint="eastAsia" w:ascii="Times New Roman" w:hAnsi="Times New Roman" w:eastAsia="FangSong" w:cs="Times New Roman"/>
-        </w:rPr>
-        <w:t>其二</w:t>
-      </w:r>
-      <w:r>
-        <w:rPr>
-          <w:rFonts w:hint="eastAsia" w:ascii="Times New Roman" w:hAnsi="Times New Roman" w:eastAsia="Times New Roman" w:cs="Times New Roman"/>
-        </w:rPr>
-        <w:t>，5d</w:t>
-      </w:r>
-      <w:r>
-        <w:rPr>
-          <w:rFonts w:ascii="Times New Roman" w:hAnsi="Times New Roman" w:eastAsia="Times New Roman" w:cs="Times New Roman"/>
-        </w:rPr>
-        <w:t xml:space="preserve"> </w:t>
-      </w:r>
-      <w:r>
-        <w:rPr>
-          <w:rFonts w:hint="eastAsia" w:ascii="Times New Roman" w:hAnsi="Times New Roman" w:eastAsia="FangSong" w:cs="Times New Roman"/>
-        </w:rPr>
-        <w:t>轨道相对抬高</w:t>
-      </w:r>
-      <w:r>
-        <w:rPr>
-          <w:rFonts w:hint="eastAsia" w:ascii="Times New Roman" w:hAnsi="Times New Roman" w:eastAsia="Times New Roman" w:cs="Times New Roman"/>
-        </w:rPr>
-        <w:t>；</w:t>
-      </w:r>
-      <w:r>
-        <w:rPr>
-          <w:rFonts w:hint="eastAsia" w:ascii="Times New Roman" w:hAnsi="Times New Roman" w:eastAsia="FangSong" w:cs="Times New Roman"/>
-        </w:rPr>
-        <w:t>其三</w:t>
-      </w:r>
-      <w:r>
-        <w:rPr>
-          <w:rFonts w:hint="eastAsia" w:ascii="Times New Roman" w:hAnsi="Times New Roman" w:eastAsia="Times New Roman" w:cs="Times New Roman"/>
-        </w:rPr>
-        <w:t>，</w:t>
-      </w:r>
-      <w:r>
-        <w:rPr>
-          <w:rFonts w:hint="eastAsia" w:ascii="Times New Roman" w:hAnsi="Times New Roman" w:eastAsia="FangSong" w:cs="Times New Roman"/>
-        </w:rPr>
-        <w:t>于是</w:t>
-      </w:r>
-      <w:r>
-        <w:rPr>
-          <w:rFonts w:ascii="Times New Roman" w:hAnsi="Times New Roman" w:eastAsia="Times New Roman" w:cs="Times New Roman"/>
-        </w:rPr>
-        <w:t xml:space="preserve"> 5d → 6s </w:t>
-      </w:r>
-      <w:r>
-        <w:rPr>
-          <w:rFonts w:hint="eastAsia" w:ascii="Times New Roman" w:hAnsi="Times New Roman" w:eastAsia="FangSong" w:cs="Times New Roman"/>
-        </w:rPr>
-        <w:t>的跃迁能减小</w:t>
-      </w:r>
-      <w:r>
-        <w:rPr>
-          <w:rFonts w:hint="eastAsia" w:ascii="Times New Roman" w:hAnsi="Times New Roman" w:eastAsia="Times New Roman" w:cs="Times New Roman"/>
-        </w:rPr>
-        <w:t>，</w:t>
-      </w:r>
-      <w:r>
-        <w:rPr>
-          <w:rFonts w:hint="eastAsia" w:ascii="Times New Roman" w:hAnsi="Times New Roman" w:eastAsia="FangSong" w:cs="Times New Roman"/>
-        </w:rPr>
-        <w:t>开始落入可见光范围</w:t>
-      </w:r>
-      <w:r>
-        <w:rPr>
-          <w:rFonts w:hint="eastAsia" w:ascii="Times New Roman" w:hAnsi="Times New Roman" w:eastAsia="Times New Roman" w:cs="Times New Roman"/>
-        </w:rPr>
-        <w:t>。</w:t>
+        <w:t>但实际上</w:t>
+      </w:r>
+      <w:r>
+        <w:rPr>
+          <w:rFonts w:hint="eastAsia" w:ascii="Times New Roman" w:hAnsi="Times New Roman" w:eastAsia="Times New Roman" w:cs="Times New Roman"/>
+        </w:rPr>
+        <w:t>：</w:t>
       </w:r>
     </w:p>
     <w:p>
@@ -10631,6 +10517,120 @@
       </w:pPr>
       <w:r>
         <w:rPr>
+          <w:rFonts w:hint="eastAsia" w:ascii="Times New Roman" w:hAnsi="Times New Roman" w:eastAsia="FangSong" w:cs="Times New Roman"/>
+        </w:rPr>
+        <w:t>其一</w:t>
+      </w:r>
+      <w:r>
+        <w:rPr>
+          <w:rFonts w:hint="eastAsia" w:ascii="Times New Roman" w:hAnsi="Times New Roman" w:eastAsia="Times New Roman" w:cs="Times New Roman"/>
+        </w:rPr>
+        <w:t>，6s</w:t>
+      </w:r>
+      <w:r>
+        <w:rPr>
+          <w:rFonts w:ascii="Times New Roman" w:hAnsi="Times New Roman" w:eastAsia="Times New Roman" w:cs="Times New Roman"/>
+        </w:rPr>
+        <w:t xml:space="preserve"> </w:t>
+      </w:r>
+      <w:r>
+        <w:rPr>
+          <w:rFonts w:hint="eastAsia" w:ascii="Times New Roman" w:hAnsi="Times New Roman" w:eastAsia="FangSong" w:cs="Times New Roman"/>
+        </w:rPr>
+        <w:t>轨道被相对论稳定化而下降</w:t>
+      </w:r>
+      <w:r>
+        <w:rPr>
+          <w:rFonts w:hint="eastAsia" w:ascii="Times New Roman" w:hAnsi="Times New Roman" w:eastAsia="Times New Roman" w:cs="Times New Roman"/>
+        </w:rPr>
+        <w:t>；</w:t>
+      </w:r>
+      <w:r>
+        <w:rPr>
+          <w:rFonts w:hint="eastAsia" w:ascii="Times New Roman" w:hAnsi="Times New Roman" w:eastAsia="FangSong" w:cs="Times New Roman"/>
+        </w:rPr>
+        <w:t>其二</w:t>
+      </w:r>
+      <w:r>
+        <w:rPr>
+          <w:rFonts w:hint="eastAsia" w:ascii="Times New Roman" w:hAnsi="Times New Roman" w:eastAsia="Times New Roman" w:cs="Times New Roman"/>
+        </w:rPr>
+        <w:t>，5d</w:t>
+      </w:r>
+      <w:r>
+        <w:rPr>
+          <w:rFonts w:ascii="Times New Roman" w:hAnsi="Times New Roman" w:eastAsia="Times New Roman" w:cs="Times New Roman"/>
+        </w:rPr>
+        <w:t xml:space="preserve"> </w:t>
+      </w:r>
+      <w:r>
+        <w:rPr>
+          <w:rFonts w:hint="eastAsia" w:ascii="Times New Roman" w:hAnsi="Times New Roman" w:eastAsia="FangSong" w:cs="Times New Roman"/>
+        </w:rPr>
+        <w:t>轨道相对抬高</w:t>
+      </w:r>
+      <w:r>
+        <w:rPr>
+          <w:rFonts w:hint="eastAsia" w:ascii="Times New Roman" w:hAnsi="Times New Roman" w:eastAsia="Times New Roman" w:cs="Times New Roman"/>
+        </w:rPr>
+        <w:t>；</w:t>
+      </w:r>
+      <w:r>
+        <w:rPr>
+          <w:rFonts w:hint="eastAsia" w:ascii="Times New Roman" w:hAnsi="Times New Roman" w:eastAsia="FangSong" w:cs="Times New Roman"/>
+        </w:rPr>
+        <w:t>其三</w:t>
+      </w:r>
+      <w:r>
+        <w:rPr>
+          <w:rFonts w:hint="eastAsia" w:ascii="Times New Roman" w:hAnsi="Times New Roman" w:eastAsia="Times New Roman" w:cs="Times New Roman"/>
+        </w:rPr>
+        <w:t>，</w:t>
+      </w:r>
+      <w:r>
+        <w:rPr>
+          <w:rFonts w:hint="eastAsia" w:ascii="Times New Roman" w:hAnsi="Times New Roman" w:eastAsia="FangSong" w:cs="Times New Roman"/>
+        </w:rPr>
+        <w:t>于是</w:t>
+      </w:r>
+      <w:r>
+        <w:rPr>
+          <w:rFonts w:ascii="Times New Roman" w:hAnsi="Times New Roman" w:eastAsia="Times New Roman" w:cs="Times New Roman"/>
+        </w:rPr>
+        <w:t xml:space="preserve"> 5d → 6s </w:t>
+      </w:r>
+      <w:r>
+        <w:rPr>
+          <w:rFonts w:hint="eastAsia" w:ascii="Times New Roman" w:hAnsi="Times New Roman" w:eastAsia="FangSong" w:cs="Times New Roman"/>
+        </w:rPr>
+        <w:t>的跃迁能减小</w:t>
+      </w:r>
+      <w:r>
+        <w:rPr>
+          <w:rFonts w:hint="eastAsia" w:ascii="Times New Roman" w:hAnsi="Times New Roman" w:eastAsia="Times New Roman" w:cs="Times New Roman"/>
+        </w:rPr>
+        <w:t>，</w:t>
+      </w:r>
+      <w:r>
+        <w:rPr>
+          <w:rFonts w:hint="eastAsia" w:ascii="Times New Roman" w:hAnsi="Times New Roman" w:eastAsia="FangSong" w:cs="Times New Roman"/>
+        </w:rPr>
+        <w:t>开始落入可见光范围</w:t>
+      </w:r>
+      <w:r>
+        <w:rPr>
+          <w:rFonts w:hint="eastAsia" w:ascii="Times New Roman" w:hAnsi="Times New Roman" w:eastAsia="Times New Roman" w:cs="Times New Roman"/>
+        </w:rPr>
+        <w:t>。</w:t>
+      </w:r>
+    </w:p>
+    <w:p>
+      <w:pPr>
+        <w:pStyle w:val="BodyText"/>
+        <w:ind w:firstLine="420"/>
+      </w:pPr>
+      <w:r>
+        <w:rPr>
           <w:rFonts w:ascii="Times New Roman" w:hAnsi="Times New Roman" w:eastAsia="Times New Roman" w:cs="Times New Roman"/>
         </w:rPr>
         <w:t xml:space="preserve">Au </w:t>
@@ -10659,12 +10659,12 @@
         </w:rPr>
         <w:t>。</w:t>
       </w:r>
-      <w:r>
-        <w:rPr>
-          <w:rFonts w:ascii="Times New Roman" w:hAnsi="Times New Roman" w:eastAsia="Times New Roman" w:cs="Times New Roman"/>
-        </w:rPr>
-        <w:br/>
-      </w:r>
+    </w:p>
+    <w:p>
+      <w:pPr>
+        <w:pStyle w:val="BodyText"/>
+        <w:ind w:firstLine="420"/>
+      </w:pPr>
       <w:r>
         <w:rPr>
           <w:rFonts w:hint="eastAsia" w:ascii="Times New Roman" w:hAnsi="Times New Roman" w:eastAsia="FangSong" w:cs="Times New Roman"/>
@@ -10817,78 +10817,6 @@
         </w:rPr>
         <w:t xml:space="preserve">。</w:t>
       </w:r>
-      <w:r>
-        <w:rPr>
-          <w:rFonts w:ascii="Times New Roman" w:hAnsi="Times New Roman" w:eastAsia="Times New Roman" w:cs="Times New Roman"/>
-        </w:rPr>
-        <w:br/>
-      </w:r>
-      <w:r>
-        <w:rPr>
-          <w:rFonts w:hint="eastAsia" w:ascii="Times New Roman" w:hAnsi="Times New Roman" w:eastAsia="FangSong" w:cs="Times New Roman"/>
-        </w:rPr>
-        <w:t xml:space="preserve">相对论使</w:t>
-      </w:r>
-      <w:r>
-        <w:rPr>
-          <w:rFonts w:ascii="Times New Roman" w:hAnsi="Times New Roman" w:eastAsia="Times New Roman" w:cs="Times New Roman"/>
-        </w:rPr>
-        <w:t xml:space="preserve"> 6s </w:t>
-      </w:r>
-      <w:r>
-        <w:rPr>
-          <w:rFonts w:hint="eastAsia" w:ascii="Times New Roman" w:hAnsi="Times New Roman" w:eastAsia="FangSong" w:cs="Times New Roman"/>
-        </w:rPr>
-        <w:t>显著收缩</w:t>
-      </w:r>
-      <w:r>
-        <w:rPr>
-          <w:rFonts w:hint="eastAsia" w:ascii="Times New Roman" w:hAnsi="Times New Roman" w:eastAsia="Times New Roman" w:cs="Times New Roman"/>
-        </w:rPr>
-        <w:t>，6s</w:t>
-      </w:r>
-      <w:r>
-        <w:rPr>
-          <w:rFonts w:ascii="Times New Roman" w:hAnsi="Times New Roman" w:eastAsia="Times New Roman" w:cs="Times New Roman"/>
-        </w:rPr>
-        <w:t xml:space="preserve"> </w:t>
-      </w:r>
-      <w:r>
-        <w:rPr>
-          <w:rFonts w:hint="eastAsia" w:ascii="Times New Roman" w:hAnsi="Times New Roman" w:eastAsia="FangSong" w:cs="Times New Roman"/>
-        </w:rPr>
-        <w:t>电子更紧</w:t>
-      </w:r>
-      <w:r>
-        <w:rPr>
-          <w:rFonts w:hint="eastAsia" w:ascii="Times New Roman" w:hAnsi="Times New Roman" w:eastAsia="Times New Roman" w:cs="Times New Roman"/>
-        </w:rPr>
-        <w:t>、</w:t>
-      </w:r>
-      <w:r>
-        <w:rPr>
-          <w:rFonts w:hint="eastAsia" w:ascii="Times New Roman" w:hAnsi="Times New Roman" w:eastAsia="FangSong" w:cs="Times New Roman"/>
-        </w:rPr>
-        <w:t>更不愿参与金属键离域</w:t>
-      </w:r>
-      <w:r>
-        <w:rPr>
-          <w:rFonts w:hint="eastAsia" w:ascii="Times New Roman" w:hAnsi="Times New Roman" w:eastAsia="Times New Roman" w:cs="Times New Roman"/>
-        </w:rPr>
-        <w:t>，</w:t>
-      </w:r>
-      <w:r>
-        <w:rPr>
-          <w:rFonts w:hint="eastAsia" w:ascii="Times New Roman" w:hAnsi="Times New Roman" w:eastAsia="FangSong" w:cs="Times New Roman"/>
-        </w:rPr>
-        <w:t>于是</w:t>
-      </w:r>
-      <w:r>
-        <w:rPr>
-          <w:rFonts w:hint="eastAsia" w:ascii="Times New Roman" w:hAnsi="Times New Roman" w:eastAsia="Times New Roman" w:cs="Times New Roman"/>
-        </w:rPr>
-        <w:t>：</w:t>
-      </w:r>
     </w:p>
     <w:p>
       <w:pPr>
@@ -10899,37 +10827,49 @@
         <w:rPr>
           <w:rFonts w:hint="eastAsia" w:ascii="Times New Roman" w:hAnsi="Times New Roman" w:eastAsia="FangSong" w:cs="Times New Roman"/>
         </w:rPr>
-        <w:t>其一</w:t>
-      </w:r>
-      <w:r>
-        <w:rPr>
-          <w:rFonts w:hint="eastAsia" w:ascii="Times New Roman" w:hAnsi="Times New Roman" w:eastAsia="Times New Roman" w:cs="Times New Roman"/>
-        </w:rPr>
-        <w:t>，Hg-Hg</w:t>
-      </w:r>
-      <w:r>
-        <w:rPr>
-          <w:rFonts w:ascii="Times New Roman" w:hAnsi="Times New Roman" w:eastAsia="Times New Roman" w:cs="Times New Roman"/>
-        </w:rPr>
-        <w:t xml:space="preserve"> </w:t>
-      </w:r>
-      <w:r>
-        <w:rPr>
-          <w:rFonts w:hint="eastAsia" w:ascii="Times New Roman" w:hAnsi="Times New Roman" w:eastAsia="FangSong" w:cs="Times New Roman"/>
-        </w:rPr>
-        <w:t>金属键明显变弱</w:t>
-      </w:r>
-      <w:r>
-        <w:rPr>
-          <w:rFonts w:hint="eastAsia" w:ascii="Times New Roman" w:hAnsi="Times New Roman" w:eastAsia="Times New Roman" w:cs="Times New Roman"/>
-        </w:rPr>
-        <w:t>；</w:t>
-      </w:r>
-      <w:r>
-        <w:rPr>
-          <w:rFonts w:hint="eastAsia" w:ascii="Times New Roman" w:hAnsi="Times New Roman" w:eastAsia="FangSong" w:cs="Times New Roman"/>
-        </w:rPr>
-        <w:t>其二</w:t>
+        <w:t xml:space="preserve">相对论使</w:t>
+      </w:r>
+      <w:r>
+        <w:rPr>
+          <w:rFonts w:ascii="Times New Roman" w:hAnsi="Times New Roman" w:eastAsia="Times New Roman" w:cs="Times New Roman"/>
+        </w:rPr>
+        <w:t xml:space="preserve"> 6s </w:t>
+      </w:r>
+      <w:r>
+        <w:rPr>
+          <w:rFonts w:hint="eastAsia" w:ascii="Times New Roman" w:hAnsi="Times New Roman" w:eastAsia="FangSong" w:cs="Times New Roman"/>
+        </w:rPr>
+        <w:t>显著收缩</w:t>
+      </w:r>
+      <w:r>
+        <w:rPr>
+          <w:rFonts w:hint="eastAsia" w:ascii="Times New Roman" w:hAnsi="Times New Roman" w:eastAsia="Times New Roman" w:cs="Times New Roman"/>
+        </w:rPr>
+        <w:t>，6s</w:t>
+      </w:r>
+      <w:r>
+        <w:rPr>
+          <w:rFonts w:ascii="Times New Roman" w:hAnsi="Times New Roman" w:eastAsia="Times New Roman" w:cs="Times New Roman"/>
+        </w:rPr>
+        <w:t xml:space="preserve"> </w:t>
+      </w:r>
+      <w:r>
+        <w:rPr>
+          <w:rFonts w:hint="eastAsia" w:ascii="Times New Roman" w:hAnsi="Times New Roman" w:eastAsia="FangSong" w:cs="Times New Roman"/>
+        </w:rPr>
+        <w:t>电子更紧</w:t>
+      </w:r>
+      <w:r>
+        <w:rPr>
+          <w:rFonts w:hint="eastAsia" w:ascii="Times New Roman" w:hAnsi="Times New Roman" w:eastAsia="Times New Roman" w:cs="Times New Roman"/>
+        </w:rPr>
+        <w:t>、</w:t>
+      </w:r>
+      <w:r>
+        <w:rPr>
+          <w:rFonts w:hint="eastAsia" w:ascii="Times New Roman" w:hAnsi="Times New Roman" w:eastAsia="FangSong" w:cs="Times New Roman"/>
+        </w:rPr>
+        <w:t>更不愿参与金属键离域</w:t>
       </w:r>
       <w:r>
         <w:rPr>
@@ -10941,37 +10881,13 @@
         <w:rPr>
           <w:rFonts w:hint="eastAsia" w:ascii="Times New Roman" w:hAnsi="Times New Roman" w:eastAsia="FangSong" w:cs="Times New Roman"/>
         </w:rPr>
-        <w:t>内聚能下降</w:t>
-      </w:r>
-      <w:r>
-        <w:rPr>
-          <w:rFonts w:hint="eastAsia" w:ascii="Times New Roman" w:hAnsi="Times New Roman" w:eastAsia="Times New Roman" w:cs="Times New Roman"/>
-        </w:rPr>
-        <w:t>；</w:t>
-      </w:r>
-      <w:r>
-        <w:rPr>
-          <w:rFonts w:hint="eastAsia" w:ascii="Times New Roman" w:hAnsi="Times New Roman" w:eastAsia="FangSong" w:cs="Times New Roman"/>
-        </w:rPr>
-        <w:t>其三</w:t>
-      </w:r>
-      <w:r>
-        <w:rPr>
-          <w:rFonts w:hint="eastAsia" w:ascii="Times New Roman" w:hAnsi="Times New Roman" w:eastAsia="Times New Roman" w:cs="Times New Roman"/>
-        </w:rPr>
-        <w:t>，</w:t>
-      </w:r>
-      <w:r>
-        <w:rPr>
-          <w:rFonts w:hint="eastAsia" w:ascii="Times New Roman" w:hAnsi="Times New Roman" w:eastAsia="FangSong" w:cs="Times New Roman"/>
-        </w:rPr>
-        <w:t>熔点异常低</w:t>
-      </w:r>
-      <w:r>
-        <w:rPr>
-          <w:rFonts w:hint="eastAsia" w:ascii="Times New Roman" w:hAnsi="Times New Roman" w:eastAsia="Times New Roman" w:cs="Times New Roman"/>
-        </w:rPr>
-        <w:t>。</w:t>
+        <w:t>于是</w:t>
+      </w:r>
+      <w:r>
+        <w:rPr>
+          <w:rFonts w:hint="eastAsia" w:ascii="Times New Roman" w:hAnsi="Times New Roman" w:eastAsia="Times New Roman" w:cs="Times New Roman"/>
+        </w:rPr>
+        <w:t>：</w:t>
       </w:r>
     </w:p>
     <w:p>
@@ -10983,6 +10899,90 @@
         <w:rPr>
           <w:rFonts w:hint="eastAsia" w:ascii="Times New Roman" w:hAnsi="Times New Roman" w:eastAsia="FangSong" w:cs="Times New Roman"/>
         </w:rPr>
+        <w:t>其一</w:t>
+      </w:r>
+      <w:r>
+        <w:rPr>
+          <w:rFonts w:hint="eastAsia" w:ascii="Times New Roman" w:hAnsi="Times New Roman" w:eastAsia="Times New Roman" w:cs="Times New Roman"/>
+        </w:rPr>
+        <w:t>，Hg-Hg</w:t>
+      </w:r>
+      <w:r>
+        <w:rPr>
+          <w:rFonts w:ascii="Times New Roman" w:hAnsi="Times New Roman" w:eastAsia="Times New Roman" w:cs="Times New Roman"/>
+        </w:rPr>
+        <w:t xml:space="preserve"> </w:t>
+      </w:r>
+      <w:r>
+        <w:rPr>
+          <w:rFonts w:hint="eastAsia" w:ascii="Times New Roman" w:hAnsi="Times New Roman" w:eastAsia="FangSong" w:cs="Times New Roman"/>
+        </w:rPr>
+        <w:t>金属键明显变弱</w:t>
+      </w:r>
+      <w:r>
+        <w:rPr>
+          <w:rFonts w:hint="eastAsia" w:ascii="Times New Roman" w:hAnsi="Times New Roman" w:eastAsia="Times New Roman" w:cs="Times New Roman"/>
+        </w:rPr>
+        <w:t>；</w:t>
+      </w:r>
+      <w:r>
+        <w:rPr>
+          <w:rFonts w:hint="eastAsia" w:ascii="Times New Roman" w:hAnsi="Times New Roman" w:eastAsia="FangSong" w:cs="Times New Roman"/>
+        </w:rPr>
+        <w:t>其二</w:t>
+      </w:r>
+      <w:r>
+        <w:rPr>
+          <w:rFonts w:hint="eastAsia" w:ascii="Times New Roman" w:hAnsi="Times New Roman" w:eastAsia="Times New Roman" w:cs="Times New Roman"/>
+        </w:rPr>
+        <w:t>，</w:t>
+      </w:r>
+      <w:r>
+        <w:rPr>
+          <w:rFonts w:hint="eastAsia" w:ascii="Times New Roman" w:hAnsi="Times New Roman" w:eastAsia="FangSong" w:cs="Times New Roman"/>
+        </w:rPr>
+        <w:t>内聚能下降</w:t>
+      </w:r>
+      <w:r>
+        <w:rPr>
+          <w:rFonts w:hint="eastAsia" w:ascii="Times New Roman" w:hAnsi="Times New Roman" w:eastAsia="Times New Roman" w:cs="Times New Roman"/>
+        </w:rPr>
+        <w:t>；</w:t>
+      </w:r>
+      <w:r>
+        <w:rPr>
+          <w:rFonts w:hint="eastAsia" w:ascii="Times New Roman" w:hAnsi="Times New Roman" w:eastAsia="FangSong" w:cs="Times New Roman"/>
+        </w:rPr>
+        <w:t>其三</w:t>
+      </w:r>
+      <w:r>
+        <w:rPr>
+          <w:rFonts w:hint="eastAsia" w:ascii="Times New Roman" w:hAnsi="Times New Roman" w:eastAsia="Times New Roman" w:cs="Times New Roman"/>
+        </w:rPr>
+        <w:t>，</w:t>
+      </w:r>
+      <w:r>
+        <w:rPr>
+          <w:rFonts w:hint="eastAsia" w:ascii="Times New Roman" w:hAnsi="Times New Roman" w:eastAsia="FangSong" w:cs="Times New Roman"/>
+        </w:rPr>
+        <w:t>熔点异常低</w:t>
+      </w:r>
+      <w:r>
+        <w:rPr>
+          <w:rFonts w:hint="eastAsia" w:ascii="Times New Roman" w:hAnsi="Times New Roman" w:eastAsia="Times New Roman" w:cs="Times New Roman"/>
+        </w:rPr>
+        <w:t>。</w:t>
+      </w:r>
+    </w:p>
+    <w:p>
+      <w:pPr>
+        <w:pStyle w:val="BodyText"/>
+        <w:ind w:firstLine="420"/>
+      </w:pPr>
+      <w:r>
+        <w:rPr>
+          <w:rFonts w:hint="eastAsia" w:ascii="Times New Roman" w:hAnsi="Times New Roman" w:eastAsia="FangSong" w:cs="Times New Roman"/>
+        </w:rPr>
         <w:t xml:space="preserve">所以</w:t>
       </w:r>
       <w:r>
@@ -11003,12 +11003,12 @@
         </w:rPr>
         <w:t>。</w:t>
       </w:r>
-      <w:r>
-        <w:rPr>
-          <w:rFonts w:ascii="Times New Roman" w:hAnsi="Times New Roman" w:eastAsia="Times New Roman" w:cs="Times New Roman"/>
-        </w:rPr>
-        <w:br/>
-      </w:r>
+    </w:p>
+    <w:p>
+      <w:pPr>
+        <w:pStyle w:val="BodyText"/>
+        <w:ind w:firstLine="420"/>
+      </w:pPr>
       <w:r>
         <w:rPr>
           <w:rFonts w:hint="eastAsia" w:ascii="Times New Roman" w:hAnsi="Times New Roman" w:eastAsia="FangSong" w:cs="Times New Roman"/>
